--- a/binder_source_ordered/104_S1_1.4_Governance_Oversight_Architecture.docx
+++ b/binder_source_ordered/104_S1_1.4_Governance_Oversight_Architecture.docx
@@ -55,7 +55,7 @@
           <w:color w:val="1F2A37"/>
           <w:sz w:val="20"/>
         </w:rPr>
-        <w:t>The oversight architecture therefore connects operational ownership, independent review, escalation authority, evidence sufficiency, and executive decision rights. It is designed to prevent blind spots created by fragmented oversight and bottlenecks created by excessive centralization. The model also recognizes that AI-assisted monitoring can improve signal detection while creating overreliance if outputs are treated as assurance without human review and evidence testing.</w:t>
+        <w:t>The oversight architecture therefore connects operational ownership, independent review, escalation authority, evidence sufficiency, and executive decision rights. It is designed to prevent blind spots created by fragmented oversight and bottlenecks created by excessive centralization. The model also recognizes that AI-assisted monitoring can improve signal detection while creating overreliance if outputs are treated as confidence without human review and evidence testing.</w:t>
       </w:r>
     </w:p>
     <w:p>
@@ -963,7 +963,7 @@
                 <w:color w:val="1F2A37"/>
                 <w:sz w:val="15"/>
               </w:rPr>
-              <w:t>Independent assurance</w:t>
+              <w:t>Independent confidence</w:t>
             </w:r>
           </w:p>
         </w:tc>
@@ -998,7 +998,7 @@
                 <w:color w:val="1F2A37"/>
                 <w:sz w:val="15"/>
               </w:rPr>
-              <w:t>Tests whether controls and governance records support the stated assurance position.</w:t>
+              <w:t>Tests whether controls and governance records support the stated confidence position.</w:t>
             </w:r>
           </w:p>
         </w:tc>
@@ -2058,7 +2058,7 @@
                 <w:color w:val="1F2A37"/>
                 <w:sz w:val="15"/>
               </w:rPr>
-              <w:t>Evidence may exist in volume while still failing to support the assurance statement being made.</w:t>
+              <w:t>Evidence may exist in volume while still failing to support the confidence statement being made.</w:t>
             </w:r>
           </w:p>
         </w:tc>
@@ -2460,7 +2460,7 @@
           <w:color w:val="1F2A37"/>
           <w:sz w:val="20"/>
         </w:rPr>
-        <w:t>Forum hierarchy is not a ranking of importance; it is a routing structure for different kinds of decisions. Operational forums resolve execution issues. Governance forums classify exposure and challenge evidence. Assurance reviews test whether the operating record supports the stated position. Executive forums decide matters requiring institutional judgment. When these functions blur, status reporting can crowd out decision authority.</w:t>
+        <w:t>Forum hierarchy is not a ranking of importance; it is a routing structure for different kinds of decisions. Operational forums resolve execution issues. Governance forums classify exposure and challenge evidence. Confidence reviews test whether the operating record supports the stated position. Executive forums decide matters requiring institutional judgment. When these functions blur, status reporting can crowd out decision authority.</w:t>
       </w:r>
     </w:p>
     <w:tbl>
@@ -3238,7 +3238,7 @@
                 <w:color w:val="1F2A37"/>
                 <w:sz w:val="15"/>
               </w:rPr>
-              <w:t>Independent assurance review</w:t>
+              <w:t>Independent confidence review</w:t>
             </w:r>
           </w:p>
         </w:tc>
@@ -3308,7 +3308,7 @@
                 <w:color w:val="1F2A37"/>
                 <w:sz w:val="15"/>
               </w:rPr>
-              <w:t>Report weakness, validate closure, identify drift, and challenge unsupported assurance claims.</w:t>
+              <w:t>Report weakness, validate closure, identify drift, and challenge unsupported confidence claims.</w:t>
             </w:r>
           </w:p>
         </w:tc>
@@ -3595,7 +3595,7 @@
           <w:color w:val="1F2A37"/>
           <w:sz w:val="20"/>
         </w:rPr>
-        <w:t>Oversight depends on accurate handoffs between functions that control different parts of the risk. Fragmentation occurs when each function completes its own task while no forum owns the combined exposure. The architecture uses dependency mapping to identify where a control, obligation, vendor, system, AI tool, or evidence source relies on another team for assurance.</w:t>
+        <w:t>Oversight depends on accurate handoffs between functions that control different parts of the risk. Fragmentation occurs when each function completes its own task while no forum owns the combined exposure. The architecture uses dependency mapping to identify where a control, obligation, vendor, system, AI tool, or evidence source relies on another team for confidence.</w:t>
       </w:r>
     </w:p>
     <w:tbl>
@@ -3796,7 +3796,7 @@
                 <w:color w:val="1F2A37"/>
                 <w:sz w:val="15"/>
               </w:rPr>
-              <w:t>Vendor evidence supporting customer assurance</w:t>
+              <w:t>Vendor evidence supporting customer confidence</w:t>
             </w:r>
           </w:p>
         </w:tc>
@@ -3831,7 +3831,7 @@
                 <w:color w:val="1F2A37"/>
                 <w:sz w:val="15"/>
               </w:rPr>
-              <w:t>Business owner manages relationship; vendor management tracks assurance; compliance interprets customer obligation.</w:t>
+              <w:t>Business owner manages relationship; vendor management tracks confidence; compliance interprets customer obligation.</w:t>
             </w:r>
           </w:p>
         </w:tc>
@@ -4644,7 +4644,7 @@
                 <w:color w:val="183153"/>
                 <w:sz w:val="17"/>
               </w:rPr>
-              <w:t>Assurance Contribution</w:t>
+              <w:t>Confidence Contribution</w:t>
             </w:r>
           </w:p>
         </w:tc>
@@ -5076,7 +5076,7 @@
                 <w:color w:val="1F2A37"/>
                 <w:sz w:val="15"/>
               </w:rPr>
-              <w:t>A central committee spends time on minor extensions while vendor assurance gaps age unresolved.</w:t>
+              <w:t>A central committee spends time on minor extensions while vendor representations gaps age unresolved.</w:t>
             </w:r>
           </w:p>
         </w:tc>
@@ -5186,7 +5186,7 @@
                 <w:color w:val="1F2A37"/>
                 <w:sz w:val="15"/>
               </w:rPr>
-              <w:t>Challenge management assertions and identify systemic assurance weakness.</w:t>
+              <w:t>Challenge management assertions and identify systemic confidence weakness.</w:t>
             </w:r>
           </w:p>
         </w:tc>
@@ -5535,7 +5535,7 @@
           <w:color w:val="1F2A37"/>
           <w:sz w:val="20"/>
         </w:rPr>
-        <w:t>The architecture therefore treats AI-assisted oversight as a signal source requiring human interpretation. When AI output influences escalation, prioritization, customer response drafting, control testing, or assurance reporting, the record must identify the reviewer, known limitations, and approval basis.</w:t>
+        <w:t>The architecture therefore treats AI-assisted oversight as a signal source requiring human interpretation. When AI output influences escalation, prioritization, customer response drafting, control testing, or confidence reporting, the record must identify the reviewer, known limitations, and approval basis.</w:t>
       </w:r>
     </w:p>
     <w:p>
@@ -6409,7 +6409,7 @@
                 <w:color w:val="1F2A37"/>
                 <w:sz w:val="15"/>
               </w:rPr>
-              <w:t>A dashboard or model-generated alert process is treated as assurance without validating data quality, false negatives, or human review decisions.</w:t>
+              <w:t>A dashboard or model-generated alert process is treated as confidence without validating data quality, false negatives, or human review decisions.</w:t>
             </w:r>
           </w:p>
         </w:tc>
